--- a/Euree_Balanced/temp/Euree_Balanced-Monthly-2026-2-20-End.docx
+++ b/Euree_Balanced/temp/Euree_Balanced-Monthly-2026-2-20-End.docx
@@ -10544,7 +10544,7 @@
 </file>
 
 <file path=customXml/itemProps3.xml><?xml version="1.0" encoding="utf-8"?>
-<ds:datastoreItem xmlns:ds="http://schemas.openxmlformats.org/officeDocument/2006/customXml" ds:itemID="{269B161D-87F2-4BBE-BB1E-FE0D7E3AEF0D}"/>
+<ds:datastoreItem xmlns:ds="http://schemas.openxmlformats.org/officeDocument/2006/customXml" ds:itemID="{1957C797-947C-417D-B967-5E08DCF1CAF3}"/>
 </file>
 
 <file path=customXml/itemProps4.xml><?xml version="1.0" encoding="utf-8"?>
